--- a/ProjectIdeaV2.docx
+++ b/ProjectIdeaV2.docx
@@ -687,13 +687,39 @@
           <w14:ligatures w14:val="none"/>
         </w:rPr>
       </w:pPr>
-      <w:r>
-        <w:rPr>
-          <w:rFonts w:ascii="Times New Roman" w:eastAsia="Times New Roman" w:hAnsi="Times New Roman" w:cs="Times New Roman"/>
-          <w:kern w:val="0"/>
-          <w14:ligatures w14:val="none"/>
-        </w:rPr>
-        <w:t xml:space="preserve">id (PK) </w:t>
+      <w:proofErr w:type="spellStart"/>
+      <w:r>
+        <w:rPr>
+          <w:rFonts w:ascii="Times New Roman" w:eastAsia="Times New Roman" w:hAnsi="Times New Roman" w:cs="Times New Roman"/>
+          <w:kern w:val="0"/>
+          <w14:ligatures w14:val="none"/>
+        </w:rPr>
+        <w:t>userI</w:t>
+      </w:r>
+      <w:r>
+        <w:rPr>
+          <w:rFonts w:ascii="Times New Roman" w:eastAsia="Times New Roman" w:hAnsi="Times New Roman" w:cs="Times New Roman"/>
+          <w:kern w:val="0"/>
+          <w14:ligatures w14:val="none"/>
+        </w:rPr>
+        <w:t>d</w:t>
+      </w:r>
+      <w:proofErr w:type="spellEnd"/>
+      <w:r>
+        <w:rPr>
+          <w:rFonts w:ascii="Times New Roman" w:eastAsia="Times New Roman" w:hAnsi="Times New Roman" w:cs="Times New Roman"/>
+          <w:kern w:val="0"/>
+          <w14:ligatures w14:val="none"/>
+        </w:rPr>
+        <w:t xml:space="preserve"> (PK) </w:t>
+      </w:r>
+      <w:r>
+        <w:rPr>
+          <w:rFonts w:ascii="Times New Roman" w:eastAsia="Times New Roman" w:hAnsi="Times New Roman" w:cs="Times New Roman"/>
+          <w:kern w:val="0"/>
+          <w14:ligatures w14:val="none"/>
+        </w:rPr>
+        <w:t>(Randomly generated)</w:t>
       </w:r>
     </w:p>
     <w:p>
@@ -1320,6 +1346,48 @@
           <w14:ligatures w14:val="none"/>
         </w:rPr>
         <w:t xml:space="preserve"> </w:t>
+      </w:r>
+    </w:p>
+    <w:p>
+      <w:pPr>
+        <w:numPr>
+          <w:ilvl w:val="0"/>
+          <w:numId w:val="5"/>
+        </w:numPr>
+        <w:spacing w:before="100" w:beforeAutospacing="1" w:after="100" w:afterAutospacing="1" w:line="240" w:lineRule="auto"/>
+        <w:rPr>
+          <w:rFonts w:ascii="Times New Roman" w:eastAsia="Times New Roman" w:hAnsi="Times New Roman" w:cs="Times New Roman"/>
+          <w:kern w:val="0"/>
+          <w14:ligatures w14:val="none"/>
+        </w:rPr>
+      </w:pPr>
+      <w:proofErr w:type="spellStart"/>
+      <w:proofErr w:type="gramStart"/>
+      <w:r>
+        <w:rPr>
+          <w:rFonts w:ascii="Times New Roman" w:eastAsia="Times New Roman" w:hAnsi="Times New Roman" w:cs="Times New Roman"/>
+          <w:kern w:val="0"/>
+          <w14:ligatures w14:val="none"/>
+        </w:rPr>
+        <w:t>UserSkill</w:t>
+      </w:r>
+      <w:proofErr w:type="spellEnd"/>
+      <w:r>
+        <w:rPr>
+          <w:rFonts w:ascii="Times New Roman" w:eastAsia="Times New Roman" w:hAnsi="Times New Roman" w:cs="Times New Roman"/>
+          <w:kern w:val="0"/>
+          <w14:ligatures w14:val="none"/>
+        </w:rPr>
+        <w:t>(</w:t>
+      </w:r>
+      <w:proofErr w:type="gramEnd"/>
+      <w:r>
+        <w:rPr>
+          <w:rFonts w:ascii="Times New Roman" w:eastAsia="Times New Roman" w:hAnsi="Times New Roman" w:cs="Times New Roman"/>
+          <w:kern w:val="0"/>
+          <w14:ligatures w14:val="none"/>
+        </w:rPr>
+        <w:t>FK)</w:t>
       </w:r>
     </w:p>
     <w:p>
@@ -2202,6 +2270,38 @@
           <w14:ligatures w14:val="none"/>
         </w:rPr>
         <w:lastRenderedPageBreak/>
+        <w:t xml:space="preserve">image </w:t>
+      </w:r>
+      <w:proofErr w:type="spellStart"/>
+      <w:r>
+        <w:rPr>
+          <w:rFonts w:ascii="Times New Roman" w:eastAsia="Times New Roman" w:hAnsi="Times New Roman" w:cs="Times New Roman"/>
+          <w:kern w:val="0"/>
+          <w14:ligatures w14:val="none"/>
+        </w:rPr>
+        <w:t>src</w:t>
+      </w:r>
+      <w:proofErr w:type="spellEnd"/>
+    </w:p>
+    <w:p>
+      <w:pPr>
+        <w:numPr>
+          <w:ilvl w:val="0"/>
+          <w:numId w:val="8"/>
+        </w:numPr>
+        <w:spacing w:before="100" w:beforeAutospacing="1" w:after="100" w:afterAutospacing="1" w:line="240" w:lineRule="auto"/>
+        <w:rPr>
+          <w:rFonts w:ascii="Times New Roman" w:eastAsia="Times New Roman" w:hAnsi="Times New Roman" w:cs="Times New Roman"/>
+          <w:kern w:val="0"/>
+          <w14:ligatures w14:val="none"/>
+        </w:rPr>
+      </w:pPr>
+      <w:r>
+        <w:rPr>
+          <w:rFonts w:ascii="Times New Roman" w:eastAsia="Times New Roman" w:hAnsi="Times New Roman" w:cs="Times New Roman"/>
+          <w:kern w:val="0"/>
+          <w14:ligatures w14:val="none"/>
+        </w:rPr>
         <w:t xml:space="preserve">status (active/inactive) </w:t>
       </w:r>
     </w:p>
@@ -2881,6 +2981,28 @@
     </w:p>
     <w:p>
       <w:pPr>
+        <w:numPr>
+          <w:ilvl w:val="0"/>
+          <w:numId w:val="11"/>
+        </w:numPr>
+        <w:spacing w:before="100" w:beforeAutospacing="1" w:after="100" w:afterAutospacing="1" w:line="240" w:lineRule="auto"/>
+        <w:rPr>
+          <w:rFonts w:ascii="Times New Roman" w:eastAsia="Times New Roman" w:hAnsi="Times New Roman" w:cs="Times New Roman"/>
+          <w:kern w:val="0"/>
+          <w14:ligatures w14:val="none"/>
+        </w:rPr>
+      </w:pPr>
+      <w:r>
+        <w:rPr>
+          <w:rFonts w:ascii="Times New Roman" w:eastAsia="Times New Roman" w:hAnsi="Times New Roman" w:cs="Times New Roman"/>
+          <w:kern w:val="0"/>
+          <w14:ligatures w14:val="none"/>
+        </w:rPr>
+        <w:t>restricted keywords</w:t>
+      </w:r>
+    </w:p>
+    <w:p>
+      <w:pPr>
         <w:spacing w:after="0" w:line="240" w:lineRule="auto"/>
         <w:rPr>
           <w:rFonts w:ascii="Times New Roman" w:eastAsia="Times New Roman" w:hAnsi="Times New Roman" w:cs="Times New Roman"/>
@@ -2968,6 +3090,7 @@
           <w:kern w:val="0"/>
           <w14:ligatures w14:val="none"/>
         </w:rPr>
+        <w:lastRenderedPageBreak/>
         <w:t>message_id</w:t>
       </w:r>
       <w:proofErr w:type="spellEnd"/>
@@ -3032,7 +3155,6 @@
           <w:kern w:val="0"/>
           <w14:ligatures w14:val="none"/>
         </w:rPr>
-        <w:lastRenderedPageBreak/>
         <w:t>file_type</w:t>
       </w:r>
       <w:proofErr w:type="spellEnd"/>
@@ -3361,6 +3483,14 @@
         </w:rPr>
         <w:t xml:space="preserve">amount </w:t>
       </w:r>
+      <w:r>
+        <w:rPr>
+          <w:rFonts w:ascii="Times New Roman" w:eastAsia="Times New Roman" w:hAnsi="Times New Roman" w:cs="Times New Roman"/>
+          <w:kern w:val="0"/>
+          <w14:ligatures w14:val="none"/>
+        </w:rPr>
+        <w:t>(20% admin commission)</w:t>
+      </w:r>
     </w:p>
     <w:p>
       <w:pPr>
@@ -3733,6 +3863,7 @@
           <w:kern w:val="0"/>
           <w14:ligatures w14:val="none"/>
         </w:rPr>
+        <w:lastRenderedPageBreak/>
         <w:pict w14:anchorId="15E2A2FB">
           <v:rect id="_x0000_i1041" style="width:0;height:1.5pt" o:hralign="center" o:hrstd="t" o:hr="t" fillcolor="#a0a0a0" stroked="f"/>
         </w:pict>
@@ -3763,7 +3894,6 @@
           <w:szCs w:val="36"/>
           <w14:ligatures w14:val="none"/>
         </w:rPr>
-        <w:lastRenderedPageBreak/>
         <w:t>user_rating_summary</w:t>
       </w:r>
       <w:proofErr w:type="spellEnd"/>
@@ -4540,6 +4670,7 @@
           <w:kern w:val="0"/>
           <w14:ligatures w14:val="none"/>
         </w:rPr>
+        <w:lastRenderedPageBreak/>
         <w:t xml:space="preserve">message </w:t>
       </w:r>
     </w:p>
@@ -4585,7 +4716,6 @@
           <w:kern w:val="0"/>
           <w14:ligatures w14:val="none"/>
         </w:rPr>
-        <w:lastRenderedPageBreak/>
         <w:t>is_read</w:t>
       </w:r>
       <w:proofErr w:type="spellEnd"/>
@@ -4842,6 +4972,28 @@
     </w:p>
     <w:p>
       <w:pPr>
+        <w:numPr>
+          <w:ilvl w:val="0"/>
+          <w:numId w:val="20"/>
+        </w:numPr>
+        <w:spacing w:before="100" w:beforeAutospacing="1" w:after="100" w:afterAutospacing="1" w:line="240" w:lineRule="auto"/>
+        <w:rPr>
+          <w:rFonts w:ascii="Times New Roman" w:eastAsia="Times New Roman" w:hAnsi="Times New Roman" w:cs="Times New Roman"/>
+          <w:kern w:val="0"/>
+          <w14:ligatures w14:val="none"/>
+        </w:rPr>
+      </w:pPr>
+      <w:r>
+        <w:rPr>
+          <w:rFonts w:ascii="Times New Roman" w:eastAsia="Times New Roman" w:hAnsi="Times New Roman" w:cs="Times New Roman"/>
+          <w:kern w:val="0"/>
+          <w14:ligatures w14:val="none"/>
+        </w:rPr>
+        <w:t>rank(employer)</w:t>
+      </w:r>
+    </w:p>
+    <w:p>
+      <w:pPr>
         <w:spacing w:before="100" w:beforeAutospacing="1" w:after="100" w:afterAutospacing="1" w:line="240" w:lineRule="auto"/>
         <w:outlineLvl w:val="1"/>
         <w:rPr>
@@ -4953,6 +5105,28 @@
           <w14:ligatures w14:val="none"/>
         </w:rPr>
         <w:t xml:space="preserve">delivery time </w:t>
+      </w:r>
+    </w:p>
+    <w:p>
+      <w:pPr>
+        <w:numPr>
+          <w:ilvl w:val="0"/>
+          <w:numId w:val="21"/>
+        </w:numPr>
+        <w:spacing w:before="100" w:beforeAutospacing="1" w:after="100" w:afterAutospacing="1" w:line="240" w:lineRule="auto"/>
+        <w:rPr>
+          <w:rFonts w:ascii="Times New Roman" w:eastAsia="Times New Roman" w:hAnsi="Times New Roman" w:cs="Times New Roman"/>
+          <w:kern w:val="0"/>
+          <w14:ligatures w14:val="none"/>
+        </w:rPr>
+      </w:pPr>
+      <w:r>
+        <w:rPr>
+          <w:rFonts w:ascii="Times New Roman" w:eastAsia="Times New Roman" w:hAnsi="Times New Roman" w:cs="Times New Roman"/>
+          <w:kern w:val="0"/>
+          <w14:ligatures w14:val="none"/>
+        </w:rPr>
+        <w:t>ranking</w:t>
       </w:r>
     </w:p>
     <w:p>
@@ -5139,6 +5313,7 @@
           <w:kern w:val="0"/>
           <w14:ligatures w14:val="none"/>
         </w:rPr>
+        <w:lastRenderedPageBreak/>
         <w:t>total_jobs</w:t>
       </w:r>
       <w:proofErr w:type="spellEnd"/>
@@ -5252,7 +5427,6 @@
           <w:kern w:val="0"/>
           <w14:ligatures w14:val="none"/>
         </w:rPr>
-        <w:lastRenderedPageBreak/>
         <w:pict w14:anchorId="63E0F199">
           <v:rect id="_x0000_i1047" style="width:0;height:1.5pt" o:hralign="center" o:hrstd="t" o:hr="t" fillcolor="#a0a0a0" stroked="f"/>
         </w:pict>
@@ -5837,6 +6011,7 @@
           <w:szCs w:val="36"/>
           <w14:ligatures w14:val="none"/>
         </w:rPr>
+        <w:lastRenderedPageBreak/>
         <w:t>Step 2:</w:t>
       </w:r>
     </w:p>
@@ -5882,7 +6057,6 @@
           <w:szCs w:val="36"/>
           <w14:ligatures w14:val="none"/>
         </w:rPr>
-        <w:lastRenderedPageBreak/>
         <w:t>Step 3:</w:t>
       </w:r>
     </w:p>
@@ -6384,6 +6558,7 @@
           <w:szCs w:val="48"/>
           <w14:ligatures w14:val="none"/>
         </w:rPr>
+        <w:lastRenderedPageBreak/>
         <w:t>⭐</w:t>
       </w:r>
       <w:r>
@@ -6458,7 +6633,6 @@
           <w:kern w:val="0"/>
           <w14:ligatures w14:val="none"/>
         </w:rPr>
-        <w:lastRenderedPageBreak/>
         <w:t xml:space="preserve">update user reputation score </w:t>
       </w:r>
     </w:p>
@@ -7055,6 +7229,7 @@
           <w:kern w:val="0"/>
           <w14:ligatures w14:val="none"/>
         </w:rPr>
+        <w:lastRenderedPageBreak/>
         <w:t xml:space="preserve">rating (20%) </w:t>
       </w:r>
     </w:p>
@@ -7126,7 +7301,6 @@
           <w:kern w:val="0"/>
           <w14:ligatures w14:val="none"/>
         </w:rPr>
-        <w:lastRenderedPageBreak/>
         <w:t xml:space="preserve">rating </w:t>
       </w:r>
     </w:p>
@@ -7701,6 +7875,7 @@
           <w:szCs w:val="27"/>
           <w14:ligatures w14:val="none"/>
         </w:rPr>
+        <w:lastRenderedPageBreak/>
         <w:t>💼</w:t>
       </w:r>
       <w:r>
@@ -7814,7 +7989,6 @@
           <w:szCs w:val="27"/>
           <w14:ligatures w14:val="none"/>
         </w:rPr>
-        <w:lastRenderedPageBreak/>
         <w:t>💻</w:t>
       </w:r>
       <w:r>
@@ -8400,6 +8574,7 @@
           <w:kern w:val="0"/>
           <w14:ligatures w14:val="none"/>
         </w:rPr>
+        <w:lastRenderedPageBreak/>
         <w:t>“What makes your project special?”</w:t>
       </w:r>
     </w:p>
@@ -8436,7 +8611,6 @@
           <w:kern w:val="0"/>
           <w14:ligatures w14:val="none"/>
         </w:rPr>
-        <w:lastRenderedPageBreak/>
         <w:t>“I designed a unified job and freelance ecosystem with behavior-based roles, escrow payment system, order-controlled chat, reputation scoring, and analytics-driven recommendations similar to modern gig economy platforms like Fiverr.”</w:t>
       </w:r>
     </w:p>
@@ -8449,6 +8623,56 @@
     </w:sectPr>
   </w:body>
 </w:document>
+</file>
+
+<file path=word/endnotes.xml><?xml version="1.0" encoding="utf-8"?>
+<w:endnotes xmlns:wpc="http://schemas.microsoft.com/office/word/2010/wordprocessingCanvas" xmlns:cx="http://schemas.microsoft.com/office/drawing/2014/chartex" xmlns:cx1="http://schemas.microsoft.com/office/drawing/2015/9/8/chartex" xmlns:cx2="http://schemas.microsoft.com/office/drawing/2015/10/21/chartex" xmlns:cx3="http://schemas.microsoft.com/office/drawing/2016/5/9/chartex" xmlns:cx4="http://schemas.microsoft.com/office/drawing/2016/5/10/chartex" xmlns:cx5="http://schemas.microsoft.com/office/drawing/2016/5/11/chartex" xmlns:cx6="http://schemas.microsoft.com/office/drawing/2016/5/12/chartex" xmlns:cx7="http://schemas.microsoft.com/office/drawing/2016/5/13/chartex" xmlns:cx8="http://schemas.microsoft.com/office/drawing/2016/5/14/chartex" xmlns:mc="http://schemas.openxmlformats.org/markup-compatibility/2006" xmlns:aink="http://schemas.microsoft.com/office/drawing/2016/ink" xmlns:am3d="http://schemas.microsoft.com/office/drawing/2017/model3d" xmlns:o="urn:schemas-microsoft-com:office:office" xmlns:oel="http://schemas.microsoft.com/office/2019/extlst" xmlns:r="http://schemas.openxmlformats.org/officeDocument/2006/relationships" xmlns:m="http://schemas.openxmlformats.org/officeDocument/2006/math" xmlns:v="urn:schemas-microsoft-com:vml" xmlns:wp14="http://schemas.microsoft.com/office/word/2010/wordprocessingDrawing" xmlns:wp="http://schemas.openxmlformats.org/drawingml/2006/wordprocessingDrawing" xmlns:w10="urn:schemas-microsoft-com:office:word" xmlns:w="http://schemas.openxmlformats.org/wordprocessingml/2006/main" xmlns:w14="http://schemas.microsoft.com/office/word/2010/wordml" xmlns:w15="http://schemas.microsoft.com/office/word/2012/wordml" xmlns:w16cex="http://schemas.microsoft.com/office/word/2018/wordml/cex" xmlns:w16cid="http://schemas.microsoft.com/office/word/2016/wordml/cid" xmlns:w16="http://schemas.microsoft.com/office/word/2018/wordml" xmlns:w16sdtdh="http://schemas.microsoft.com/office/word/2020/wordml/sdtdatahash" xmlns:w16se="http://schemas.microsoft.com/office/word/2015/wordml/symex" xmlns:wpg="http://schemas.microsoft.com/office/word/2010/wordprocessingGroup" xmlns:wpi="http://schemas.microsoft.com/office/word/2010/wordprocessingInk" xmlns:wne="http://schemas.microsoft.com/office/word/2006/wordml" xmlns:wps="http://schemas.microsoft.com/office/word/2010/wordprocessingShape" mc:Ignorable="w14 w15 w16se w16cid w16 w16cex w16sdtdh wp14">
+  <w:endnote w:type="separator" w:id="-1">
+    <w:p>
+      <w:pPr>
+        <w:spacing w:after="0" w:line="240" w:lineRule="auto"/>
+      </w:pPr>
+      <w:r>
+        <w:separator/>
+      </w:r>
+    </w:p>
+  </w:endnote>
+  <w:endnote w:type="continuationSeparator" w:id="0">
+    <w:p>
+      <w:pPr>
+        <w:spacing w:after="0" w:line="240" w:lineRule="auto"/>
+      </w:pPr>
+      <w:r>
+        <w:continuationSeparator/>
+      </w:r>
+    </w:p>
+  </w:endnote>
+</w:endnotes>
+</file>
+
+<file path=word/footnotes.xml><?xml version="1.0" encoding="utf-8"?>
+<w:footnotes xmlns:wpc="http://schemas.microsoft.com/office/word/2010/wordprocessingCanvas" xmlns:cx="http://schemas.microsoft.com/office/drawing/2014/chartex" xmlns:cx1="http://schemas.microsoft.com/office/drawing/2015/9/8/chartex" xmlns:cx2="http://schemas.microsoft.com/office/drawing/2015/10/21/chartex" xmlns:cx3="http://schemas.microsoft.com/office/drawing/2016/5/9/chartex" xmlns:cx4="http://schemas.microsoft.com/office/drawing/2016/5/10/chartex" xmlns:cx5="http://schemas.microsoft.com/office/drawing/2016/5/11/chartex" xmlns:cx6="http://schemas.microsoft.com/office/drawing/2016/5/12/chartex" xmlns:cx7="http://schemas.microsoft.com/office/drawing/2016/5/13/chartex" xmlns:cx8="http://schemas.microsoft.com/office/drawing/2016/5/14/chartex" xmlns:mc="http://schemas.openxmlformats.org/markup-compatibility/2006" xmlns:aink="http://schemas.microsoft.com/office/drawing/2016/ink" xmlns:am3d="http://schemas.microsoft.com/office/drawing/2017/model3d" xmlns:o="urn:schemas-microsoft-com:office:office" xmlns:oel="http://schemas.microsoft.com/office/2019/extlst" xmlns:r="http://schemas.openxmlformats.org/officeDocument/2006/relationships" xmlns:m="http://schemas.openxmlformats.org/officeDocument/2006/math" xmlns:v="urn:schemas-microsoft-com:vml" xmlns:wp14="http://schemas.microsoft.com/office/word/2010/wordprocessingDrawing" xmlns:wp="http://schemas.openxmlformats.org/drawingml/2006/wordprocessingDrawing" xmlns:w10="urn:schemas-microsoft-com:office:word" xmlns:w="http://schemas.openxmlformats.org/wordprocessingml/2006/main" xmlns:w14="http://schemas.microsoft.com/office/word/2010/wordml" xmlns:w15="http://schemas.microsoft.com/office/word/2012/wordml" xmlns:w16cex="http://schemas.microsoft.com/office/word/2018/wordml/cex" xmlns:w16cid="http://schemas.microsoft.com/office/word/2016/wordml/cid" xmlns:w16="http://schemas.microsoft.com/office/word/2018/wordml" xmlns:w16sdtdh="http://schemas.microsoft.com/office/word/2020/wordml/sdtdatahash" xmlns:w16se="http://schemas.microsoft.com/office/word/2015/wordml/symex" xmlns:wpg="http://schemas.microsoft.com/office/word/2010/wordprocessingGroup" xmlns:wpi="http://schemas.microsoft.com/office/word/2010/wordprocessingInk" xmlns:wne="http://schemas.microsoft.com/office/word/2006/wordml" xmlns:wps="http://schemas.microsoft.com/office/word/2010/wordprocessingShape" mc:Ignorable="w14 w15 w16se w16cid w16 w16cex w16sdtdh wp14">
+  <w:footnote w:type="separator" w:id="-1">
+    <w:p>
+      <w:pPr>
+        <w:spacing w:after="0" w:line="240" w:lineRule="auto"/>
+      </w:pPr>
+      <w:r>
+        <w:separator/>
+      </w:r>
+    </w:p>
+  </w:footnote>
+  <w:footnote w:type="continuationSeparator" w:id="0">
+    <w:p>
+      <w:pPr>
+        <w:spacing w:after="0" w:line="240" w:lineRule="auto"/>
+      </w:pPr>
+      <w:r>
+        <w:continuationSeparator/>
+      </w:r>
+    </w:p>
+  </w:footnote>
+</w:footnotes>
 </file>
 
 <file path=word/numbering.xml><?xml version="1.0" encoding="utf-8"?>
@@ -14138,6 +14362,50 @@
       <w:bCs/>
     </w:rPr>
   </w:style>
+  <w:style w:type="paragraph" w:styleId="Header">
+    <w:name w:val="header"/>
+    <w:basedOn w:val="Normal"/>
+    <w:link w:val="HeaderChar"/>
+    <w:uiPriority w:val="99"/>
+    <w:unhideWhenUsed/>
+    <w:rsid w:val="0019421B"/>
+    <w:pPr>
+      <w:tabs>
+        <w:tab w:val="center" w:pos="4680"/>
+        <w:tab w:val="right" w:pos="9360"/>
+      </w:tabs>
+      <w:spacing w:after="0" w:line="240" w:lineRule="auto"/>
+    </w:pPr>
+  </w:style>
+  <w:style w:type="character" w:customStyle="1" w:styleId="HeaderChar">
+    <w:name w:val="Header Char"/>
+    <w:basedOn w:val="DefaultParagraphFont"/>
+    <w:link w:val="Header"/>
+    <w:uiPriority w:val="99"/>
+    <w:rsid w:val="0019421B"/>
+  </w:style>
+  <w:style w:type="paragraph" w:styleId="Footer">
+    <w:name w:val="footer"/>
+    <w:basedOn w:val="Normal"/>
+    <w:link w:val="FooterChar"/>
+    <w:uiPriority w:val="99"/>
+    <w:unhideWhenUsed/>
+    <w:rsid w:val="0019421B"/>
+    <w:pPr>
+      <w:tabs>
+        <w:tab w:val="center" w:pos="4680"/>
+        <w:tab w:val="right" w:pos="9360"/>
+      </w:tabs>
+      <w:spacing w:after="0" w:line="240" w:lineRule="auto"/>
+    </w:pPr>
+  </w:style>
+  <w:style w:type="character" w:customStyle="1" w:styleId="FooterChar">
+    <w:name w:val="Footer Char"/>
+    <w:basedOn w:val="DefaultParagraphFont"/>
+    <w:link w:val="Footer"/>
+    <w:uiPriority w:val="99"/>
+    <w:rsid w:val="0019421B"/>
+  </w:style>
 </w:styles>
 </file>
 
